--- a/docs/telemetry/eFloStop2_C2D_Commands_v2.0.docx
+++ b/docs/telemetry/eFloStop2_C2D_Commands_v2.0.docx
@@ -86,7 +86,7 @@
               <w:rPr>
                 <w:sz w:val="18"/>
               </w:rPr>
-              <w:t>2.0.2  [CMakeLists.txt:12]</w:t>
+              <w:t>2.1.0  [CMakeLists.txt:12]</w:t>
             </w:r>
           </w:p>
         </w:tc>
@@ -117,7 +117,7 @@
               <w:rPr>
                 <w:sz w:val="18"/>
               </w:rPr>
-              <w:t>f852ddf7b4209db1fbd2539babcb791898eed94a</w:t>
+              <w:t>33f7af69ef2a2604353ee25af32be61cf7f27b35</w:t>
             </w:r>
           </w:p>
         </w:tc>
@@ -414,7 +414,7 @@
           <w:i w:val="0"/>
           <w:sz w:val="21"/>
         </w:rPr>
-        <w:t>2.0.2</w:t>
+        <w:t>2.1.0</w:t>
       </w:r>
       <w:r>
         <w:rPr>
@@ -480,7 +480,53 @@
                 <w:b/>
                 <w:sz w:val="17"/>
               </w:rPr>
-              <w:t>v2.0 — firmware 2.0.2</w:t>
+              <w:t>v2.0 — firmware 2.1.0</w:t>
+            </w:r>
+          </w:p>
+        </w:tc>
+      </w:tr>
+      <w:tr>
+        <w:tc>
+          <w:tcPr>
+            <w:tcW w:type="dxa" w:w="2736"/>
+          </w:tcPr>
+          <w:p>
+            <w:r/>
+            <w:r>
+              <w:rPr>
+                <w:sz w:val="16"/>
+              </w:rPr>
+              <w:t>Maximum command size</w:t>
+            </w:r>
+          </w:p>
+        </w:tc>
+        <w:tc>
+          <w:tcPr>
+            <w:tcW w:type="dxa" w:w="3456"/>
+          </w:tcPr>
+          <w:p>
+            <w:r/>
+            <w:r>
+              <w:rPr>
+                <w:rFonts w:ascii="Consolas" w:hAnsi="Consolas"/>
+                <w:sz w:val="16"/>
+              </w:rPr>
+              <w:t>~1 KB shared with the topic; anything larger was dropped silently, with no ack — a provision with inline sensor_meta broke at about six sensors</w:t>
+            </w:r>
+          </w:p>
+        </w:tc>
+        <w:tc>
+          <w:tcPr>
+            <w:tcW w:type="dxa" w:w="3456"/>
+          </w:tcPr>
+          <w:p>
+            <w:r/>
+            <w:r>
+              <w:rPr>
+                <w:rFonts w:ascii="Consolas" w:hAnsi="Consolas"/>
+                <w:sz w:val="16"/>
+              </w:rPr>
+              <w:t>4 KB buffer plus fragment reassembly, so all 16 sensors fit in one provision. Over 8 KB is rejected WITH a cmd_ack error correlated to your id  (2.1.0)</w:t>
             </w:r>
           </w:p>
         </w:tc>
@@ -2023,7 +2069,7 @@
           <w:rFonts w:ascii="Consolas" w:hAnsi="Consolas"/>
           <w:sz w:val="17"/>
         </w:rPr>
-        <w:t xml:space="preserve">    "fw": "2.0.2",</w:t>
+        <w:t xml:space="preserve">    "fw": "2.1.0",</w:t>
       </w:r>
       <w:r>
         <w:br/>
@@ -2217,7 +2263,7 @@
           <w:rFonts w:ascii="Consolas" w:hAnsi="Consolas"/>
           <w:sz w:val="17"/>
         </w:rPr>
-        <w:t xml:space="preserve">    "fw": "2.0.2",</w:t>
+        <w:t xml:space="preserve">    "fw": "2.1.0",</w:t>
       </w:r>
       <w:r>
         <w:br/>
@@ -3440,7 +3486,7 @@
           <w:rFonts w:ascii="Consolas" w:hAnsi="Consolas"/>
           <w:sz w:val="17"/>
         </w:rPr>
-        <w:t xml:space="preserve">    "fw": "2.0.2",</w:t>
+        <w:t xml:space="preserve">    "fw": "2.1.0",</w:t>
       </w:r>
       <w:r>
         <w:br/>
@@ -3906,7 +3952,7 @@
           <w:rFonts w:ascii="Consolas" w:hAnsi="Consolas"/>
           <w:sz w:val="17"/>
         </w:rPr>
-        <w:t xml:space="preserve">    "fw": "2.0.2",</w:t>
+        <w:t xml:space="preserve">    "fw": "2.1.0",</w:t>
       </w:r>
       <w:r>
         <w:br/>
@@ -4385,7 +4431,7 @@
           <w:rFonts w:ascii="Consolas" w:hAnsi="Consolas"/>
           <w:sz w:val="17"/>
         </w:rPr>
-        <w:t xml:space="preserve">    "fw": "2.0.2",</w:t>
+        <w:t xml:space="preserve">    "fw": "2.1.0",</w:t>
       </w:r>
       <w:r>
         <w:br/>
@@ -4975,7 +5021,7 @@
           <w:rFonts w:ascii="Consolas" w:hAnsi="Consolas"/>
           <w:sz w:val="17"/>
         </w:rPr>
-        <w:t xml:space="preserve">    "fw": "2.0.2",</w:t>
+        <w:t xml:space="preserve">    "fw": "2.1.0",</w:t>
       </w:r>
       <w:r>
         <w:br/>
@@ -5418,7 +5464,7 @@
           <w:rFonts w:ascii="Consolas" w:hAnsi="Consolas"/>
           <w:sz w:val="17"/>
         </w:rPr>
-        <w:t xml:space="preserve">    "fw": "2.0.2",</w:t>
+        <w:t xml:space="preserve">    "fw": "2.1.0",</w:t>
       </w:r>
       <w:r>
         <w:br/>
@@ -6007,7 +6053,7 @@
           <w:rFonts w:ascii="Consolas" w:hAnsi="Consolas"/>
           <w:sz w:val="17"/>
         </w:rPr>
-        <w:t xml:space="preserve">    "fw": "2.0.2",</w:t>
+        <w:t xml:space="preserve">    "fw": "2.1.0",</w:t>
       </w:r>
       <w:r>
         <w:br/>
@@ -7239,7 +7285,7 @@
           <w:rFonts w:ascii="Consolas" w:hAnsi="Consolas"/>
           <w:sz w:val="17"/>
         </w:rPr>
-        <w:t xml:space="preserve">    "fw": "2.0.2",</w:t>
+        <w:t xml:space="preserve">    "fw": "2.1.0",</w:t>
       </w:r>
       <w:r>
         <w:br/>
@@ -7936,7 +7982,7 @@
           <w:rFonts w:ascii="Consolas" w:hAnsi="Consolas"/>
           <w:sz w:val="17"/>
         </w:rPr>
-        <w:t xml:space="preserve">    "fw": "2.0.2",</w:t>
+        <w:t xml:space="preserve">    "fw": "2.1.0",</w:t>
       </w:r>
       <w:r>
         <w:br/>
@@ -9159,7 +9205,7 @@
           <w:rFonts w:ascii="Consolas" w:hAnsi="Consolas"/>
           <w:sz w:val="17"/>
         </w:rPr>
-        <w:t xml:space="preserve">    "fw": "2.0.2",</w:t>
+        <w:t xml:space="preserve">    "fw": "2.1.0",</w:t>
       </w:r>
       <w:r>
         <w:br/>
@@ -10023,7 +10069,7 @@
           <w:rFonts w:ascii="Consolas" w:hAnsi="Consolas"/>
           <w:sz w:val="17"/>
         </w:rPr>
-        <w:t xml:space="preserve">    "fw": "2.0.2",</w:t>
+        <w:t xml:space="preserve">    "fw": "2.1.0",</w:t>
       </w:r>
       <w:r>
         <w:br/>
@@ -10641,7 +10687,7 @@
           <w:rFonts w:ascii="Consolas" w:hAnsi="Consolas"/>
           <w:sz w:val="17"/>
         </w:rPr>
-        <w:t xml:space="preserve">    "fw": "2.0.2",</w:t>
+        <w:t xml:space="preserve">    "fw": "2.1.0",</w:t>
       </w:r>
       <w:r>
         <w:br/>
@@ -13394,7 +13440,7 @@
           <w:i w:val="0"/>
           <w:sz w:val="21"/>
         </w:rPr>
-        <w:t>Trap 8 — keep messages under about 1 KB.</w:t>
+        <w:t>Trap 8 — message size: fixed in 2.1.0, but know the ceiling.</w:t>
       </w:r>
       <w:r>
         <w:rPr>
@@ -13402,18 +13448,19 @@
           <w:i w:val="0"/>
           <w:sz w:val="21"/>
         </w:rPr>
-        <w:t xml:space="preserve"> The receive buffer is 1024 bytes and the handler does not</w:t>
-        <w:br/>
-        <w:t>reassemble fragments, so a larger command arrives as a truncated fragment, fails to parse and is dropped with</w:t>
-        <w:br/>
-        <w:t xml:space="preserve">no ack. A </w:t>
-      </w:r>
-      <w:r>
-        <w:rPr>
-          <w:rFonts w:ascii="Consolas" w:hAnsi="Consolas"/>
-          <w:sz w:val="19"/>
-        </w:rPr>
-        <w:t>provision</w:t>
+        <w:t xml:space="preserve"> Up to 2.0.2 the receive buffer was 1024</w:t>
+        <w:br/>
+        <w:t>bytes and the handler did not reassemble fragments, so anything larger arrived truncated, failed to parse and</w:t>
+        <w:br/>
+        <w:t xml:space="preserve">was dropped </w:t>
+      </w:r>
+      <w:r>
+        <w:rPr>
+          <w:b/>
+          <w:i w:val="0"/>
+          <w:sz w:val="21"/>
+        </w:rPr>
+        <w:t>with no ack</w:t>
       </w:r>
       <w:r>
         <w:rPr>
@@ -13421,14 +13468,16 @@
           <w:i w:val="0"/>
           <w:sz w:val="21"/>
         </w:rPr>
-        <w:t xml:space="preserve"> with 16 sensors and inline metadata can approach this — split it into a </w:t>
+        <w:t xml:space="preserve"> — indistinguishable, from your side, from a message that never arrived. Because</w:t>
+        <w:br/>
+        <w:t xml:space="preserve">the whole 1024 covered the topic as well as the payload, and inline </w:t>
       </w:r>
       <w:r>
         <w:rPr>
           <w:rFonts w:ascii="Consolas" w:hAnsi="Consolas"/>
           <w:sz w:val="19"/>
         </w:rPr>
-        <w:t>provision</w:t>
+        <w:t>sensor_meta</w:t>
       </w:r>
       <w:r>
         <w:rPr>
@@ -13436,15 +13485,16 @@
           <w:i w:val="0"/>
           <w:sz w:val="21"/>
         </w:rPr>
-        <w:br/>
-        <w:t xml:space="preserve">followed by individual </w:t>
+        <w:t xml:space="preserve"> costs roughly 135 bytes per</w:t>
+        <w:br/>
+        <w:t xml:space="preserve">sensor, a </w:t>
       </w:r>
       <w:r>
         <w:rPr>
           <w:rFonts w:ascii="Consolas" w:hAnsi="Consolas"/>
           <w:sz w:val="19"/>
         </w:rPr>
-        <w:t>sensor_meta</w:t>
+        <w:t>provision</w:t>
       </w:r>
       <w:r>
         <w:rPr>
@@ -13452,16 +13502,186 @@
           <w:i w:val="0"/>
           <w:sz w:val="21"/>
         </w:rPr>
-        <w:t xml:space="preserve"> calls.</w:t>
-      </w:r>
-    </w:p>
-    <w:p>
+        <w:t xml:space="preserve"> broke at about the </w:t>
+      </w:r>
       <w:r>
         <w:rPr>
           <w:b/>
           <w:i w:val="0"/>
           <w:sz w:val="21"/>
         </w:rPr>
+        <w:t>sixth</w:t>
+      </w:r>
+      <w:r>
+        <w:rPr>
+          <w:b w:val="0"/>
+          <w:i w:val="0"/>
+          <w:sz w:val="21"/>
+        </w:rPr>
+        <w:t xml:space="preserve"> sensor.</w:t>
+      </w:r>
+    </w:p>
+    <w:p>
+      <w:r>
+        <w:rPr>
+          <w:b w:val="0"/>
+          <w:i w:val="0"/>
+          <w:sz w:val="21"/>
+        </w:rPr>
+        <w:t xml:space="preserve">Since 2.1.0 the buffer is 4096 and oversized messages are reassembled from their fragments, so a </w:t>
+      </w:r>
+      <w:r>
+        <w:rPr>
+          <w:rFonts w:ascii="Consolas" w:hAnsi="Consolas"/>
+          <w:sz w:val="19"/>
+        </w:rPr>
+        <w:t>provision</w:t>
+      </w:r>
+      <w:r>
+        <w:rPr>
+          <w:b w:val="0"/>
+          <w:i w:val="0"/>
+          <w:sz w:val="21"/>
+        </w:rPr>
+        <w:br/>
+        <w:t xml:space="preserve">carrying all 16 sensors with full-length labels arrives intact. The remaining limit is </w:t>
+      </w:r>
+      <w:r>
+        <w:rPr>
+          <w:b/>
+          <w:i w:val="0"/>
+          <w:sz w:val="21"/>
+        </w:rPr>
+        <w:t>8192 bytes</w:t>
+      </w:r>
+      <w:r>
+        <w:rPr>
+          <w:b w:val="0"/>
+          <w:i w:val="0"/>
+          <w:sz w:val="21"/>
+        </w:rPr>
+        <w:t>, above</w:t>
+        <w:br/>
+        <w:t xml:space="preserve">which the message is rejected — and rejection is now reported: you get a </w:t>
+      </w:r>
+      <w:r>
+        <w:rPr>
+          <w:rFonts w:ascii="Consolas" w:hAnsi="Consolas"/>
+          <w:sz w:val="19"/>
+        </w:rPr>
+        <w:t>cmd_ack</w:t>
+      </w:r>
+      <w:r>
+        <w:rPr>
+          <w:b w:val="0"/>
+          <w:i w:val="0"/>
+          <w:sz w:val="21"/>
+        </w:rPr>
+        <w:t xml:space="preserve"> with</w:t>
+        <w:br/>
+      </w:r>
+      <w:r>
+        <w:rPr>
+          <w:rFonts w:ascii="Consolas" w:hAnsi="Consolas"/>
+          <w:sz w:val="19"/>
+        </w:rPr>
+        <w:t>status: "error"</w:t>
+      </w:r>
+      <w:r>
+        <w:rPr>
+          <w:b w:val="0"/>
+          <w:i w:val="0"/>
+          <w:sz w:val="21"/>
+        </w:rPr>
+        <w:t xml:space="preserve"> and a </w:t>
+      </w:r>
+      <w:r>
+        <w:rPr>
+          <w:rFonts w:ascii="Consolas" w:hAnsi="Consolas"/>
+          <w:sz w:val="19"/>
+        </w:rPr>
+        <w:t>payload too large</w:t>
+      </w:r>
+      <w:r>
+        <w:rPr>
+          <w:b w:val="0"/>
+          <w:i w:val="0"/>
+          <w:sz w:val="21"/>
+        </w:rPr>
+        <w:t xml:space="preserve"> detail, correlated against your </w:t>
+      </w:r>
+      <w:r>
+        <w:rPr>
+          <w:rFonts w:ascii="Consolas" w:hAnsi="Consolas"/>
+          <w:sz w:val="19"/>
+        </w:rPr>
+        <w:t>id</w:t>
+      </w:r>
+      <w:r>
+        <w:rPr>
+          <w:b w:val="0"/>
+          <w:i w:val="0"/>
+          <w:sz w:val="21"/>
+        </w:rPr>
+        <w:t>, which is recovered from the</w:t>
+        <w:br/>
+        <w:t xml:space="preserve">first fragment. Splitting a large </w:t>
+      </w:r>
+      <w:r>
+        <w:rPr>
+          <w:rFonts w:ascii="Consolas" w:hAnsi="Consolas"/>
+          <w:sz w:val="19"/>
+        </w:rPr>
+        <w:t>provision</w:t>
+      </w:r>
+      <w:r>
+        <w:rPr>
+          <w:b w:val="0"/>
+          <w:i w:val="0"/>
+          <w:sz w:val="21"/>
+        </w:rPr>
+        <w:t xml:space="preserve"> into a </w:t>
+      </w:r>
+      <w:r>
+        <w:rPr>
+          <w:rFonts w:ascii="Consolas" w:hAnsi="Consolas"/>
+          <w:sz w:val="19"/>
+        </w:rPr>
+        <w:t>provision</w:t>
+      </w:r>
+      <w:r>
+        <w:rPr>
+          <w:b w:val="0"/>
+          <w:i w:val="0"/>
+          <w:sz w:val="21"/>
+        </w:rPr>
+        <w:t xml:space="preserve"> followed by individual </w:t>
+      </w:r>
+      <w:r>
+        <w:rPr>
+          <w:rFonts w:ascii="Consolas" w:hAnsi="Consolas"/>
+          <w:sz w:val="19"/>
+        </w:rPr>
+        <w:t>sensor_meta</w:t>
+      </w:r>
+      <w:r>
+        <w:rPr>
+          <w:b w:val="0"/>
+          <w:i w:val="0"/>
+          <w:sz w:val="21"/>
+        </w:rPr>
+        <w:t xml:space="preserve"> calls is</w:t>
+        <w:br/>
+        <w:t>still the lightest option, and remains the only one that works against a hub running 2.0.2 or earlier.</w:t>
+      </w:r>
+    </w:p>
+    <w:p>
+      <w:r>
+        <w:rPr>
+          <w:b/>
+          <w:i w:val="0"/>
+          <w:sz w:val="21"/>
+        </w:rPr>
         <w:t xml:space="preserve">Trap 9 — </w:t>
       </w:r>
       <w:r>
@@ -13504,14 +13724,15 @@
           <w:i w:val="0"/>
           <w:sz w:val="21"/>
         </w:rPr>
-        <w:t xml:space="preserve">, at 31 and 63 characters. An over-long </w:t>
-      </w:r>
-      <w:r>
-        <w:rPr>
-          <w:rFonts w:ascii="Consolas" w:hAnsi="Consolas"/>
-          <w:sz w:val="19"/>
-        </w:rPr>
-        <w:t>id</w:t>
+        <w:t xml:space="preserve">, at 31 and 63 characters. </w:t>
+      </w:r>
+      <w:r>
+        <w:rPr>
+          <w:b/>
+          <w:i w:val="0"/>
+          <w:sz w:val="21"/>
+        </w:rPr>
+        <w:t>GUIDs are unaffected</w:t>
       </w:r>
       <w:r>
         <w:rPr>
@@ -13519,9 +13740,29 @@
           <w:i w:val="0"/>
           <w:sz w:val="21"/>
         </w:rPr>
-        <w:t xml:space="preserve"> comes</w:t>
-        <w:br/>
-        <w:t>back truncated, so exact-match correlation fails and the request looks unanswered.</w:t>
+        <w:br/>
+        <w:t>— a canonical 36-character GUID, or 38 with braces, fits with room to spare, and the ack echoes whatever was</w:t>
+        <w:br/>
+        <w:t>stored without truncating it again. The longest command name the firmware defines is 15 characters. This only</w:t>
+        <w:br/>
+        <w:t xml:space="preserve">bites a correlation scheme that exceeds 63 characters, where the truncated </w:t>
+      </w:r>
+      <w:r>
+        <w:rPr>
+          <w:rFonts w:ascii="Consolas" w:hAnsi="Consolas"/>
+          <w:sz w:val="19"/>
+        </w:rPr>
+        <w:t>id</w:t>
+      </w:r>
+      <w:r>
+        <w:rPr>
+          <w:b w:val="0"/>
+          <w:i w:val="0"/>
+          <w:sz w:val="21"/>
+        </w:rPr>
+        <w:t xml:space="preserve"> comes back unmatched and the</w:t>
+        <w:br/>
+        <w:t>request looks unanswered.</w:t>
       </w:r>
     </w:p>
     <w:p>
